--- a/The_A_Shorts/2. Vyuthi/Vyuthi - Scares List.docx
+++ b/The_A_Shorts/2. Vyuthi/Vyuthi - Scares List.docx
@@ -22,18 +22,39 @@
           <w:szCs w:val="40"/>
           <w:u w:val="single"/>
         </w:rPr>
-        <w:t>The Jump Scares:</w:t>
-      </w:r>
-    </w:p>
-    <w:p>
-      <w:pPr>
-        <w:rPr>
-          <w:rFonts w:ascii="Courier New" w:hAnsi="Courier New" w:cs="Courier New"/>
-        </w:rPr>
-      </w:pPr>
-      <w:r>
-        <w:rPr>
-          <w:rFonts w:ascii="Courier New" w:hAnsi="Courier New" w:cs="Courier New"/>
+        <w:t>The Scares:</w:t>
+      </w:r>
+    </w:p>
+    <w:p>
+      <w:pPr>
+        <w:rPr>
+          <w:rFonts w:ascii="Courier New" w:hAnsi="Courier New" w:cs="Courier New"/>
+          <w:b/>
+          <w:bCs/>
+        </w:rPr>
+      </w:pPr>
+      <w:r>
+        <w:rPr>
+          <w:rFonts w:ascii="Courier New" w:hAnsi="Courier New" w:cs="Courier New"/>
+          <w:b/>
+          <w:bCs/>
+        </w:rPr>
+        <w:t>SCENE 3 – Ved turns into a status</w:t>
+      </w:r>
+    </w:p>
+    <w:p>
+      <w:pPr>
+        <w:rPr>
+          <w:rFonts w:ascii="Courier New" w:hAnsi="Courier New" w:cs="Courier New"/>
+          <w:b/>
+          <w:bCs/>
+        </w:rPr>
+      </w:pPr>
+      <w:r>
+        <w:rPr>
+          <w:rFonts w:ascii="Courier New" w:hAnsi="Courier New" w:cs="Courier New"/>
+          <w:b/>
+          <w:bCs/>
         </w:rPr>
         <w:t>SCENE 4 - Kriti shoulder tap</w:t>
       </w:r>
@@ -42,11 +63,15 @@
       <w:pPr>
         <w:rPr>
           <w:rFonts w:ascii="Courier New" w:hAnsi="Courier New" w:cs="Courier New"/>
-        </w:rPr>
-      </w:pPr>
-      <w:r>
-        <w:rPr>
-          <w:rFonts w:ascii="Courier New" w:hAnsi="Courier New" w:cs="Courier New"/>
+          <w:b/>
+          <w:bCs/>
+        </w:rPr>
+      </w:pPr>
+      <w:r>
+        <w:rPr>
+          <w:rFonts w:ascii="Courier New" w:hAnsi="Courier New" w:cs="Courier New"/>
+          <w:b/>
+          <w:bCs/>
         </w:rPr>
         <w:t>SCENE 5 – Skull face in the mirror</w:t>
       </w:r>
@@ -55,24 +80,90 @@
       <w:pPr>
         <w:rPr>
           <w:rFonts w:ascii="Courier New" w:hAnsi="Courier New" w:cs="Courier New"/>
-        </w:rPr>
-      </w:pPr>
-      <w:r>
-        <w:rPr>
-          <w:rFonts w:ascii="Courier New" w:hAnsi="Courier New" w:cs="Courier New"/>
-        </w:rPr>
-        <w:t>SCENE 5 – Door Knock</w:t>
-      </w:r>
-    </w:p>
-    <w:p>
-      <w:pPr>
-        <w:rPr>
-          <w:rFonts w:ascii="Courier New" w:hAnsi="Courier New" w:cs="Courier New"/>
-        </w:rPr>
-      </w:pPr>
-      <w:r>
-        <w:rPr>
-          <w:rFonts w:ascii="Courier New" w:hAnsi="Courier New" w:cs="Courier New"/>
+          <w:b/>
+          <w:bCs/>
+        </w:rPr>
+      </w:pPr>
+      <w:r>
+        <w:rPr>
+          <w:rFonts w:ascii="Courier New" w:hAnsi="Courier New" w:cs="Courier New"/>
+          <w:b/>
+          <w:bCs/>
+        </w:rPr>
+        <w:t xml:space="preserve">SCENE 5 – Door </w:t>
+      </w:r>
+      <w:r>
+        <w:rPr>
+          <w:rFonts w:ascii="Courier New" w:hAnsi="Courier New" w:cs="Courier New"/>
+          <w:b/>
+          <w:bCs/>
+        </w:rPr>
+        <w:t>k</w:t>
+      </w:r>
+      <w:r>
+        <w:rPr>
+          <w:rFonts w:ascii="Courier New" w:hAnsi="Courier New" w:cs="Courier New"/>
+          <w:b/>
+          <w:bCs/>
+        </w:rPr>
+        <w:t>nock</w:t>
+      </w:r>
+      <w:r>
+        <w:rPr>
+          <w:rFonts w:ascii="Courier New" w:hAnsi="Courier New" w:cs="Courier New"/>
+          <w:b/>
+          <w:bCs/>
+        </w:rPr>
+        <w:t>s and trembles</w:t>
+      </w:r>
+    </w:p>
+    <w:p>
+      <w:pPr>
+        <w:rPr>
+          <w:rFonts w:ascii="Courier New" w:hAnsi="Courier New" w:cs="Courier New"/>
+          <w:b/>
+          <w:bCs/>
+        </w:rPr>
+      </w:pPr>
+      <w:r>
+        <w:rPr>
+          <w:rFonts w:ascii="Courier New" w:hAnsi="Courier New" w:cs="Courier New"/>
+          <w:b/>
+          <w:bCs/>
+        </w:rPr>
+        <w:t>SCENE 7 – Kriti turns from groggy to creepy smile in a split second</w:t>
+      </w:r>
+    </w:p>
+    <w:p>
+      <w:pPr>
+        <w:rPr>
+          <w:rFonts w:ascii="Courier New" w:hAnsi="Courier New" w:cs="Courier New"/>
+          <w:b/>
+          <w:bCs/>
+        </w:rPr>
+      </w:pPr>
+      <w:r>
+        <w:rPr>
+          <w:rFonts w:ascii="Courier New" w:hAnsi="Courier New" w:cs="Courier New"/>
+          <w:b/>
+          <w:bCs/>
+        </w:rPr>
+        <w:t>SCENE 7 – Dark figure in the shadows</w:t>
+      </w:r>
+    </w:p>
+    <w:p>
+      <w:pPr>
+        <w:rPr>
+          <w:rFonts w:ascii="Courier New" w:hAnsi="Courier New" w:cs="Courier New"/>
+          <w:b/>
+          <w:bCs/>
+        </w:rPr>
+      </w:pPr>
+      <w:r>
+        <w:rPr>
+          <w:rFonts w:ascii="Courier New" w:hAnsi="Courier New" w:cs="Courier New"/>
+          <w:b/>
+          <w:bCs/>
         </w:rPr>
         <w:t>SCENE 8 – Giri behind the freezer door</w:t>
       </w:r>
@@ -81,11 +172,48 @@
       <w:pPr>
         <w:rPr>
           <w:rFonts w:ascii="Courier New" w:hAnsi="Courier New" w:cs="Courier New"/>
-        </w:rPr>
-      </w:pPr>
-      <w:r>
-        <w:rPr>
-          <w:rFonts w:ascii="Courier New" w:hAnsi="Courier New" w:cs="Courier New"/>
+          <w:b/>
+          <w:bCs/>
+        </w:rPr>
+      </w:pPr>
+      <w:r>
+        <w:rPr>
+          <w:rFonts w:ascii="Courier New" w:hAnsi="Courier New" w:cs="Courier New"/>
+          <w:b/>
+          <w:bCs/>
+        </w:rPr>
+        <w:t>SC</w:t>
+      </w:r>
+      <w:r>
+        <w:rPr>
+          <w:rFonts w:ascii="Courier New" w:hAnsi="Courier New" w:cs="Courier New"/>
+          <w:b/>
+          <w:bCs/>
+        </w:rPr>
+        <w:t>E</w:t>
+      </w:r>
+      <w:r>
+        <w:rPr>
+          <w:rFonts w:ascii="Courier New" w:hAnsi="Courier New" w:cs="Courier New"/>
+          <w:b/>
+          <w:bCs/>
+        </w:rPr>
+        <w:t>NE 8 – Giri’s abnormal movement</w:t>
+      </w:r>
+    </w:p>
+    <w:p>
+      <w:pPr>
+        <w:rPr>
+          <w:rFonts w:ascii="Courier New" w:hAnsi="Courier New" w:cs="Courier New"/>
+          <w:b/>
+          <w:bCs/>
+        </w:rPr>
+      </w:pPr>
+      <w:r>
+        <w:rPr>
+          <w:rFonts w:ascii="Courier New" w:hAnsi="Courier New" w:cs="Courier New"/>
+          <w:b/>
+          <w:bCs/>
         </w:rPr>
         <w:t>SCENE 9 – Landling ring</w:t>
       </w:r>
@@ -94,24 +222,56 @@
       <w:pPr>
         <w:rPr>
           <w:rFonts w:ascii="Courier New" w:hAnsi="Courier New" w:cs="Courier New"/>
-        </w:rPr>
-      </w:pPr>
-      <w:r>
-        <w:rPr>
-          <w:rFonts w:ascii="Courier New" w:hAnsi="Courier New" w:cs="Courier New"/>
-        </w:rPr>
-        <w:t>SCENE 9 – Father’s eyes move in the portrait</w:t>
-      </w:r>
-    </w:p>
-    <w:p>
-      <w:pPr>
-        <w:rPr>
-          <w:rFonts w:ascii="Courier New" w:hAnsi="Courier New" w:cs="Courier New"/>
-        </w:rPr>
-      </w:pPr>
-      <w:r>
-        <w:rPr>
-          <w:rFonts w:ascii="Courier New" w:hAnsi="Courier New" w:cs="Courier New"/>
+          <w:b/>
+          <w:bCs/>
+        </w:rPr>
+      </w:pPr>
+      <w:r>
+        <w:rPr>
+          <w:rFonts w:ascii="Courier New" w:hAnsi="Courier New" w:cs="Courier New"/>
+          <w:b/>
+          <w:bCs/>
+        </w:rPr>
+        <w:t>SCENE 9 –</w:t>
+      </w:r>
+      <w:r>
+        <w:rPr>
+          <w:rFonts w:ascii="Courier New" w:hAnsi="Courier New" w:cs="Courier New"/>
+          <w:b/>
+          <w:bCs/>
+        </w:rPr>
+        <w:t xml:space="preserve"> Parent’s </w:t>
+      </w:r>
+      <w:r>
+        <w:rPr>
+          <w:rFonts w:ascii="Courier New" w:hAnsi="Courier New" w:cs="Courier New"/>
+          <w:b/>
+          <w:bCs/>
+        </w:rPr>
+        <w:t>eyes move in the portrait</w:t>
+      </w:r>
+      <w:r>
+        <w:rPr>
+          <w:rFonts w:ascii="Courier New" w:hAnsi="Courier New" w:cs="Courier New"/>
+          <w:b/>
+          <w:bCs/>
+        </w:rPr>
+        <w:t xml:space="preserve"> with LED blast</w:t>
+      </w:r>
+    </w:p>
+    <w:p>
+      <w:pPr>
+        <w:rPr>
+          <w:rFonts w:ascii="Courier New" w:hAnsi="Courier New" w:cs="Courier New"/>
+          <w:b/>
+          <w:bCs/>
+        </w:rPr>
+      </w:pPr>
+      <w:r>
+        <w:rPr>
+          <w:rFonts w:ascii="Courier New" w:hAnsi="Courier New" w:cs="Courier New"/>
+          <w:b/>
+          <w:bCs/>
         </w:rPr>
         <w:t>SCENE 12 – Something moves behind the door</w:t>
       </w:r>
@@ -120,91 +280,322 @@
       <w:pPr>
         <w:rPr>
           <w:rFonts w:ascii="Courier New" w:hAnsi="Courier New" w:cs="Courier New"/>
-        </w:rPr>
-      </w:pPr>
-      <w:r>
-        <w:rPr>
-          <w:rFonts w:ascii="Courier New" w:hAnsi="Courier New" w:cs="Courier New"/>
-        </w:rPr>
-        <w:t>SCENE 12 – Mother’s lullaby hands</w:t>
-      </w:r>
-    </w:p>
-    <w:p>
-      <w:pPr>
-        <w:rPr>
-          <w:rFonts w:ascii="Courier New" w:hAnsi="Courier New" w:cs="Courier New"/>
-        </w:rPr>
-      </w:pPr>
-      <w:r>
-        <w:rPr>
-          <w:rFonts w:ascii="Courier New" w:hAnsi="Courier New" w:cs="Courier New"/>
-        </w:rPr>
-        <w:t>SCENE 15 – Doctor is a demon</w:t>
-      </w:r>
-    </w:p>
-    <w:p>
-      <w:pPr>
-        <w:rPr>
-          <w:rFonts w:ascii="Courier New" w:hAnsi="Courier New" w:cs="Courier New"/>
-        </w:rPr>
-      </w:pPr>
-      <w:r>
-        <w:rPr>
-          <w:rFonts w:ascii="Courier New" w:hAnsi="Courier New" w:cs="Courier New"/>
-        </w:rPr>
-        <w:t>SCENE 16 – Someone moves in the room</w:t>
-      </w:r>
-    </w:p>
-    <w:p>
-      <w:pPr>
-        <w:rPr>
-          <w:rFonts w:ascii="Courier New" w:hAnsi="Courier New" w:cs="Courier New"/>
-        </w:rPr>
-      </w:pPr>
-      <w:r>
-        <w:rPr>
-          <w:rFonts w:ascii="Courier New" w:hAnsi="Courier New" w:cs="Courier New"/>
-        </w:rPr>
-        <w:t>SCENE 16 - Hands reaching the neck</w:t>
-      </w:r>
-    </w:p>
-    <w:p>
-      <w:pPr>
-        <w:rPr>
-          <w:rFonts w:ascii="Courier New" w:hAnsi="Courier New" w:cs="Courier New"/>
-        </w:rPr>
-      </w:pPr>
-      <w:r>
-        <w:rPr>
-          <w:rFonts w:ascii="Courier New" w:hAnsi="Courier New" w:cs="Courier New"/>
-        </w:rPr>
-        <w:t>SCENE 16 – Curtain scare</w:t>
-      </w:r>
-    </w:p>
-    <w:p>
-      <w:pPr>
-        <w:rPr>
-          <w:rFonts w:ascii="Courier New" w:hAnsi="Courier New" w:cs="Courier New"/>
-        </w:rPr>
-      </w:pPr>
-      <w:r>
-        <w:rPr>
-          <w:rFonts w:ascii="Courier New" w:hAnsi="Courier New" w:cs="Courier New"/>
-        </w:rPr>
-        <w:t>SCENE 19 – Giri’s hands over Adi’s shoulder</w:t>
-      </w:r>
-    </w:p>
-    <w:p>
-      <w:pPr>
-        <w:rPr>
-          <w:rFonts w:ascii="Courier New" w:hAnsi="Courier New" w:cs="Courier New"/>
-        </w:rPr>
-      </w:pPr>
-      <w:r>
-        <w:rPr>
-          <w:rFonts w:ascii="Courier New" w:hAnsi="Courier New" w:cs="Courier New"/>
-        </w:rPr>
-        <w:t>SCENE 21 – Ved reappears</w:t>
+          <w:b/>
+          <w:bCs/>
+        </w:rPr>
+      </w:pPr>
+      <w:r>
+        <w:rPr>
+          <w:rFonts w:ascii="Courier New" w:hAnsi="Courier New" w:cs="Courier New"/>
+          <w:b/>
+          <w:bCs/>
+        </w:rPr>
+        <w:t xml:space="preserve">SCENE 12 </w:t>
+      </w:r>
+      <w:r>
+        <w:rPr>
+          <w:rFonts w:ascii="Courier New" w:hAnsi="Courier New" w:cs="Courier New"/>
+          <w:b/>
+          <w:bCs/>
+        </w:rPr>
+        <w:t xml:space="preserve">- Demonic </w:t>
+      </w:r>
+      <w:r>
+        <w:rPr>
+          <w:rFonts w:ascii="Courier New" w:hAnsi="Courier New" w:cs="Courier New"/>
+          <w:b/>
+          <w:bCs/>
+        </w:rPr>
+        <w:t>lullaby hands</w:t>
+      </w:r>
+    </w:p>
+    <w:p>
+      <w:pPr>
+        <w:rPr>
+          <w:rFonts w:ascii="Courier New" w:hAnsi="Courier New" w:cs="Courier New"/>
+          <w:b/>
+          <w:bCs/>
+        </w:rPr>
+      </w:pPr>
+      <w:r>
+        <w:rPr>
+          <w:rFonts w:ascii="Courier New" w:hAnsi="Courier New" w:cs="Courier New"/>
+          <w:b/>
+          <w:bCs/>
+        </w:rPr>
+        <w:t>SCENE 1</w:t>
+      </w:r>
+      <w:r>
+        <w:rPr>
+          <w:rFonts w:ascii="Courier New" w:hAnsi="Courier New" w:cs="Courier New"/>
+          <w:b/>
+          <w:bCs/>
+        </w:rPr>
+        <w:t>4</w:t>
+      </w:r>
+      <w:r>
+        <w:rPr>
+          <w:rFonts w:ascii="Courier New" w:hAnsi="Courier New" w:cs="Courier New"/>
+          <w:b/>
+          <w:bCs/>
+        </w:rPr>
+        <w:t xml:space="preserve"> – Doctor is a demon</w:t>
+      </w:r>
+    </w:p>
+    <w:p>
+      <w:pPr>
+        <w:rPr>
+          <w:rFonts w:ascii="Courier New" w:hAnsi="Courier New" w:cs="Courier New"/>
+          <w:b/>
+          <w:bCs/>
+        </w:rPr>
+      </w:pPr>
+      <w:r>
+        <w:rPr>
+          <w:rFonts w:ascii="Courier New" w:hAnsi="Courier New" w:cs="Courier New"/>
+          <w:b/>
+          <w:bCs/>
+        </w:rPr>
+        <w:t xml:space="preserve">SCENE 16 – </w:t>
+      </w:r>
+      <w:r>
+        <w:rPr>
+          <w:rFonts w:ascii="Courier New" w:hAnsi="Courier New" w:cs="Courier New"/>
+          <w:b/>
+          <w:bCs/>
+        </w:rPr>
+        <w:t xml:space="preserve">Photo falls and </w:t>
+      </w:r>
+      <w:r>
+        <w:rPr>
+          <w:rFonts w:ascii="Courier New" w:hAnsi="Courier New" w:cs="Courier New"/>
+          <w:b/>
+          <w:bCs/>
+        </w:rPr>
+        <w:t xml:space="preserve">something </w:t>
+      </w:r>
+      <w:r>
+        <w:rPr>
+          <w:rFonts w:ascii="Courier New" w:hAnsi="Courier New" w:cs="Courier New"/>
+          <w:b/>
+          <w:bCs/>
+        </w:rPr>
+        <w:t xml:space="preserve">moves in the </w:t>
+      </w:r>
+      <w:r>
+        <w:rPr>
+          <w:rFonts w:ascii="Courier New" w:hAnsi="Courier New" w:cs="Courier New"/>
+          <w:b/>
+          <w:bCs/>
+        </w:rPr>
+        <w:t>bed</w:t>
+      </w:r>
+      <w:r>
+        <w:rPr>
+          <w:rFonts w:ascii="Courier New" w:hAnsi="Courier New" w:cs="Courier New"/>
+          <w:b/>
+          <w:bCs/>
+        </w:rPr>
+        <w:t>room</w:t>
+      </w:r>
+    </w:p>
+    <w:p>
+      <w:pPr>
+        <w:rPr>
+          <w:rFonts w:ascii="Courier New" w:hAnsi="Courier New" w:cs="Courier New"/>
+          <w:b/>
+          <w:bCs/>
+        </w:rPr>
+      </w:pPr>
+      <w:r>
+        <w:rPr>
+          <w:rFonts w:ascii="Courier New" w:hAnsi="Courier New" w:cs="Courier New"/>
+          <w:b/>
+          <w:bCs/>
+        </w:rPr>
+        <w:t>SCENE 1</w:t>
+      </w:r>
+      <w:r>
+        <w:rPr>
+          <w:rFonts w:ascii="Courier New" w:hAnsi="Courier New" w:cs="Courier New"/>
+          <w:b/>
+          <w:bCs/>
+        </w:rPr>
+        <w:t>7</w:t>
+      </w:r>
+      <w:r>
+        <w:rPr>
+          <w:rFonts w:ascii="Courier New" w:hAnsi="Courier New" w:cs="Courier New"/>
+          <w:b/>
+          <w:bCs/>
+        </w:rPr>
+        <w:t xml:space="preserve"> – Curtain </w:t>
+      </w:r>
+      <w:r>
+        <w:rPr>
+          <w:rFonts w:ascii="Courier New" w:hAnsi="Courier New" w:cs="Courier New"/>
+          <w:b/>
+          <w:bCs/>
+        </w:rPr>
+        <w:t>fl</w:t>
+      </w:r>
+      <w:r>
+        <w:rPr>
+          <w:rFonts w:ascii="Courier New" w:hAnsi="Courier New" w:cs="Courier New"/>
+          <w:b/>
+          <w:bCs/>
+        </w:rPr>
+        <w:t>y</w:t>
+      </w:r>
+    </w:p>
+    <w:p>
+      <w:pPr>
+        <w:rPr>
+          <w:rFonts w:ascii="Courier New" w:hAnsi="Courier New" w:cs="Courier New"/>
+          <w:b/>
+          <w:bCs/>
+        </w:rPr>
+      </w:pPr>
+      <w:r>
+        <w:rPr>
+          <w:rFonts w:ascii="Courier New" w:hAnsi="Courier New" w:cs="Courier New"/>
+          <w:b/>
+          <w:bCs/>
+        </w:rPr>
+        <w:t>SCENE 17 – A ghost in front of the camera</w:t>
+      </w:r>
+    </w:p>
+    <w:p>
+      <w:pPr>
+        <w:rPr>
+          <w:rFonts w:ascii="Courier New" w:hAnsi="Courier New" w:cs="Courier New"/>
+          <w:b/>
+          <w:bCs/>
+        </w:rPr>
+      </w:pPr>
+      <w:r>
+        <w:rPr>
+          <w:rFonts w:ascii="Courier New" w:hAnsi="Courier New" w:cs="Courier New"/>
+          <w:b/>
+          <w:bCs/>
+        </w:rPr>
+        <w:t>SCENE 18 – Kriti face jump scare.</w:t>
+      </w:r>
+    </w:p>
+    <w:p>
+      <w:pPr>
+        <w:rPr>
+          <w:rFonts w:ascii="Courier New" w:hAnsi="Courier New" w:cs="Courier New"/>
+          <w:b/>
+          <w:bCs/>
+        </w:rPr>
+      </w:pPr>
+      <w:r>
+        <w:rPr>
+          <w:rFonts w:ascii="Courier New" w:hAnsi="Courier New" w:cs="Courier New"/>
+          <w:b/>
+          <w:bCs/>
+        </w:rPr>
+        <w:t xml:space="preserve">SCENE </w:t>
+      </w:r>
+      <w:r>
+        <w:rPr>
+          <w:rFonts w:ascii="Courier New" w:hAnsi="Courier New" w:cs="Courier New"/>
+          <w:b/>
+          <w:bCs/>
+        </w:rPr>
+        <w:t>18</w:t>
+      </w:r>
+      <w:r>
+        <w:rPr>
+          <w:rFonts w:ascii="Courier New" w:hAnsi="Courier New" w:cs="Courier New"/>
+          <w:b/>
+          <w:bCs/>
+        </w:rPr>
+        <w:t xml:space="preserve"> – Giri’s hands over Adi’s shoulder</w:t>
+      </w:r>
+    </w:p>
+    <w:p>
+      <w:pPr>
+        <w:rPr>
+          <w:rFonts w:ascii="Courier New" w:hAnsi="Courier New" w:cs="Courier New"/>
+          <w:b/>
+          <w:bCs/>
+        </w:rPr>
+      </w:pPr>
+      <w:r>
+        <w:rPr>
+          <w:rFonts w:ascii="Courier New" w:hAnsi="Courier New" w:cs="Courier New"/>
+          <w:b/>
+          <w:bCs/>
+        </w:rPr>
+        <w:t>SCENE 19 – Ved standing in front of the bed</w:t>
+      </w:r>
+    </w:p>
+    <w:p>
+      <w:pPr>
+        <w:rPr>
+          <w:rFonts w:ascii="Courier New" w:hAnsi="Courier New" w:cs="Courier New"/>
+          <w:b/>
+          <w:bCs/>
+        </w:rPr>
+      </w:pPr>
+      <w:r>
+        <w:rPr>
+          <w:rFonts w:ascii="Courier New" w:hAnsi="Courier New" w:cs="Courier New"/>
+          <w:b/>
+          <w:bCs/>
+        </w:rPr>
+        <w:t xml:space="preserve">SCENE 20 – Multiple </w:t>
+      </w:r>
+      <w:r>
+        <w:rPr>
+          <w:rFonts w:ascii="Courier New" w:hAnsi="Courier New" w:cs="Courier New"/>
+          <w:b/>
+          <w:bCs/>
+        </w:rPr>
+        <w:t xml:space="preserve">scares </w:t>
+      </w:r>
+      <w:r>
+        <w:rPr>
+          <w:rFonts w:ascii="Courier New" w:hAnsi="Courier New" w:cs="Courier New"/>
+          <w:b/>
+          <w:bCs/>
+        </w:rPr>
+        <w:t xml:space="preserve">under </w:t>
+      </w:r>
+      <w:r>
+        <w:rPr>
+          <w:rFonts w:ascii="Courier New" w:hAnsi="Courier New" w:cs="Courier New"/>
+          <w:b/>
+          <w:bCs/>
+        </w:rPr>
+        <w:t>the flashlight</w:t>
+      </w:r>
+    </w:p>
+    <w:p>
+      <w:pPr>
+        <w:rPr>
+          <w:rFonts w:ascii="Courier New" w:hAnsi="Courier New" w:cs="Courier New"/>
+        </w:rPr>
+      </w:pPr>
+      <w:r>
+        <w:rPr>
+          <w:rFonts w:ascii="Courier New" w:hAnsi="Courier New" w:cs="Courier New"/>
+        </w:rPr>
+        <w:t xml:space="preserve">SCENE </w:t>
+      </w:r>
+      <w:r>
+        <w:rPr>
+          <w:rFonts w:ascii="Courier New" w:hAnsi="Courier New" w:cs="Courier New"/>
+        </w:rPr>
+        <w:t>21</w:t>
+      </w:r>
+      <w:r>
+        <w:rPr>
+          <w:rFonts w:ascii="Courier New" w:hAnsi="Courier New" w:cs="Courier New"/>
+        </w:rPr>
+        <w:t xml:space="preserve"> – Ved reappears</w:t>
       </w:r>
     </w:p>
     <w:p>
@@ -275,20 +666,48 @@
         <w:rPr>
           <w:rFonts w:ascii="Courier New" w:hAnsi="Courier New" w:cs="Courier New"/>
         </w:rPr>
-        <w:t xml:space="preserve"> 22 – The Balloon scare 1</w:t>
-      </w:r>
-    </w:p>
-    <w:p>
-      <w:pPr>
-        <w:rPr>
-          <w:rFonts w:ascii="Courier New" w:hAnsi="Courier New" w:cs="Courier New"/>
-        </w:rPr>
-      </w:pPr>
-      <w:r>
-        <w:rPr>
-          <w:rFonts w:ascii="Courier New" w:hAnsi="Courier New" w:cs="Courier New"/>
-        </w:rPr>
-        <w:t>SCENE 22 – The Balloon scare 2</w:t>
+        <w:t xml:space="preserve"> 22 – The Balloon </w:t>
+      </w:r>
+      <w:proofErr w:type="gramStart"/>
+      <w:r>
+        <w:rPr>
+          <w:rFonts w:ascii="Courier New" w:hAnsi="Courier New" w:cs="Courier New"/>
+        </w:rPr>
+        <w:t>scare</w:t>
+      </w:r>
+      <w:proofErr w:type="gramEnd"/>
+      <w:r>
+        <w:rPr>
+          <w:rFonts w:ascii="Courier New" w:hAnsi="Courier New" w:cs="Courier New"/>
+        </w:rPr>
+        <w:t xml:space="preserve"> 1</w:t>
+      </w:r>
+    </w:p>
+    <w:p>
+      <w:pPr>
+        <w:rPr>
+          <w:rFonts w:ascii="Courier New" w:hAnsi="Courier New" w:cs="Courier New"/>
+        </w:rPr>
+      </w:pPr>
+      <w:r>
+        <w:rPr>
+          <w:rFonts w:ascii="Courier New" w:hAnsi="Courier New" w:cs="Courier New"/>
+        </w:rPr>
+        <w:t xml:space="preserve">SCENE 22 – The Balloon </w:t>
+      </w:r>
+      <w:proofErr w:type="gramStart"/>
+      <w:r>
+        <w:rPr>
+          <w:rFonts w:ascii="Courier New" w:hAnsi="Courier New" w:cs="Courier New"/>
+        </w:rPr>
+        <w:t>scare</w:t>
+      </w:r>
+      <w:proofErr w:type="gramEnd"/>
+      <w:r>
+        <w:rPr>
+          <w:rFonts w:ascii="Courier New" w:hAnsi="Courier New" w:cs="Courier New"/>
+        </w:rPr>
+        <w:t xml:space="preserve"> 2</w:t>
       </w:r>
     </w:p>
     <w:p>
@@ -327,6 +746,7 @@
         <w:rPr>
           <w:rFonts w:ascii="Courier New" w:hAnsi="Courier New" w:cs="Courier New"/>
         </w:rPr>
+        <w:lastRenderedPageBreak/>
         <w:t>SCENE 25 – The three Pitrus</w:t>
       </w:r>
     </w:p>

--- a/The_A_Shorts/2. Vyuthi/Vyuthi - Scares List.docx
+++ b/The_A_Shorts/2. Vyuthi/Vyuthi - Scares List.docx
@@ -577,150 +577,49 @@
       <w:pPr>
         <w:rPr>
           <w:rFonts w:ascii="Courier New" w:hAnsi="Courier New" w:cs="Courier New"/>
-        </w:rPr>
-      </w:pPr>
-      <w:r>
-        <w:rPr>
-          <w:rFonts w:ascii="Courier New" w:hAnsi="Courier New" w:cs="Courier New"/>
-        </w:rPr>
-        <w:t xml:space="preserve">SCENE </w:t>
-      </w:r>
-      <w:r>
-        <w:rPr>
-          <w:rFonts w:ascii="Courier New" w:hAnsi="Courier New" w:cs="Courier New"/>
-        </w:rPr>
-        <w:t>21</w:t>
-      </w:r>
-      <w:r>
-        <w:rPr>
-          <w:rFonts w:ascii="Courier New" w:hAnsi="Courier New" w:cs="Courier New"/>
-        </w:rPr>
-        <w:t xml:space="preserve"> – Ved reappears</w:t>
-      </w:r>
-    </w:p>
-    <w:p>
-      <w:pPr>
-        <w:rPr>
-          <w:rFonts w:ascii="Courier New" w:hAnsi="Courier New" w:cs="Courier New"/>
-        </w:rPr>
-      </w:pPr>
-      <w:r>
-        <w:rPr>
-          <w:rFonts w:ascii="Courier New" w:hAnsi="Courier New" w:cs="Courier New"/>
-        </w:rPr>
-        <w:t>SCENE 21 – Mother’s ghost</w:t>
-      </w:r>
-    </w:p>
-    <w:p>
-      <w:pPr>
-        <w:rPr>
-          <w:rFonts w:ascii="Courier New" w:hAnsi="Courier New" w:cs="Courier New"/>
-        </w:rPr>
-      </w:pPr>
-      <w:r>
-        <w:rPr>
-          <w:rFonts w:ascii="Courier New" w:hAnsi="Courier New" w:cs="Courier New"/>
-        </w:rPr>
-        <w:t>SCENE 21 – Kriti’s demonic scream</w:t>
-      </w:r>
-    </w:p>
-    <w:p>
-      <w:pPr>
-        <w:rPr>
-          <w:rFonts w:ascii="Courier New" w:hAnsi="Courier New" w:cs="Courier New"/>
-        </w:rPr>
-      </w:pPr>
-      <w:r>
-        <w:rPr>
-          <w:rFonts w:ascii="Courier New" w:hAnsi="Courier New" w:cs="Courier New"/>
-        </w:rPr>
-        <w:t>SCENE 22 – TV turns on</w:t>
-      </w:r>
-    </w:p>
-    <w:p>
-      <w:pPr>
-        <w:rPr>
-          <w:rFonts w:ascii="Courier New" w:hAnsi="Courier New" w:cs="Courier New"/>
-        </w:rPr>
-      </w:pPr>
-      <w:r>
-        <w:rPr>
-          <w:rFonts w:ascii="Courier New" w:hAnsi="Courier New" w:cs="Courier New"/>
-        </w:rPr>
-        <w:t>SCENE 22 – Landline rings</w:t>
-      </w:r>
-    </w:p>
-    <w:p>
-      <w:pPr>
-        <w:rPr>
-          <w:rFonts w:ascii="Courier New" w:hAnsi="Courier New" w:cs="Courier New"/>
-        </w:rPr>
-      </w:pPr>
-      <w:r>
-        <w:rPr>
-          <w:rFonts w:ascii="Courier New" w:hAnsi="Courier New" w:cs="Courier New"/>
-        </w:rPr>
-        <w:t>SCENE</w:t>
-      </w:r>
-      <w:r>
-        <w:rPr>
-          <w:rFonts w:ascii="Courier New" w:hAnsi="Courier New" w:cs="Courier New"/>
-        </w:rPr>
-        <w:t xml:space="preserve"> 22 – The Balloon </w:t>
-      </w:r>
-      <w:proofErr w:type="gramStart"/>
-      <w:r>
-        <w:rPr>
-          <w:rFonts w:ascii="Courier New" w:hAnsi="Courier New" w:cs="Courier New"/>
-        </w:rPr>
-        <w:t>scare</w:t>
-      </w:r>
-      <w:proofErr w:type="gramEnd"/>
-      <w:r>
-        <w:rPr>
-          <w:rFonts w:ascii="Courier New" w:hAnsi="Courier New" w:cs="Courier New"/>
-        </w:rPr>
-        <w:t xml:space="preserve"> 1</w:t>
-      </w:r>
-    </w:p>
-    <w:p>
-      <w:pPr>
-        <w:rPr>
-          <w:rFonts w:ascii="Courier New" w:hAnsi="Courier New" w:cs="Courier New"/>
-        </w:rPr>
-      </w:pPr>
-      <w:r>
-        <w:rPr>
-          <w:rFonts w:ascii="Courier New" w:hAnsi="Courier New" w:cs="Courier New"/>
-        </w:rPr>
-        <w:t xml:space="preserve">SCENE 22 – The Balloon </w:t>
-      </w:r>
-      <w:proofErr w:type="gramStart"/>
-      <w:r>
-        <w:rPr>
-          <w:rFonts w:ascii="Courier New" w:hAnsi="Courier New" w:cs="Courier New"/>
-        </w:rPr>
-        <w:t>scare</w:t>
-      </w:r>
-      <w:proofErr w:type="gramEnd"/>
-      <w:r>
-        <w:rPr>
-          <w:rFonts w:ascii="Courier New" w:hAnsi="Courier New" w:cs="Courier New"/>
-        </w:rPr>
-        <w:t xml:space="preserve"> 2</w:t>
-      </w:r>
-    </w:p>
-    <w:p>
-      <w:pPr>
-        <w:rPr>
-          <w:rFonts w:ascii="Courier New" w:hAnsi="Courier New" w:cs="Courier New"/>
-        </w:rPr>
-      </w:pPr>
-      <w:r>
-        <w:rPr>
-          <w:rFonts w:ascii="Courier New" w:hAnsi="Courier New" w:cs="Courier New"/>
-        </w:rPr>
-        <w:t>SCENE 23 – The mother</w:t>
+          <w:b/>
+          <w:bCs/>
+        </w:rPr>
+      </w:pPr>
+      <w:r>
+        <w:rPr>
+          <w:rFonts w:ascii="Courier New" w:hAnsi="Courier New" w:cs="Courier New"/>
+          <w:b/>
+          <w:bCs/>
+        </w:rPr>
+        <w:t>SCENE 23 – Kriti turns demonic</w:t>
+      </w:r>
+    </w:p>
+    <w:p>
+      <w:pPr>
+        <w:rPr>
+          <w:rFonts w:ascii="Courier New" w:hAnsi="Courier New" w:cs="Courier New"/>
+          <w:b/>
+          <w:bCs/>
+        </w:rPr>
+      </w:pPr>
+      <w:r>
+        <w:rPr>
+          <w:rFonts w:ascii="Courier New" w:hAnsi="Courier New" w:cs="Courier New"/>
+          <w:b/>
+          <w:bCs/>
+        </w:rPr>
+        <w:t>SCENE 24 – Old Woman Scare</w:t>
+      </w:r>
+    </w:p>
+    <w:p>
+      <w:pPr>
+        <w:rPr>
+          <w:rFonts w:ascii="Courier New" w:hAnsi="Courier New" w:cs="Courier New"/>
+        </w:rPr>
+      </w:pPr>
+      <w:r>
+        <w:rPr>
+          <w:rFonts w:ascii="Courier New" w:hAnsi="Courier New" w:cs="Courier New"/>
+          <w:b/>
+          <w:bCs/>
+        </w:rPr>
+        <w:t>SCENE 25 – TV turns on</w:t>
       </w:r>
     </w:p>
     <w:p>
@@ -746,7 +645,6 @@
         <w:rPr>
           <w:rFonts w:ascii="Courier New" w:hAnsi="Courier New" w:cs="Courier New"/>
         </w:rPr>
-        <w:lastRenderedPageBreak/>
         <w:t>SCENE 25 – The three Pitrus</w:t>
       </w:r>
     </w:p>
@@ -776,15 +674,6 @@
         <w:t>SCENE 28 – Yamadhootha’s scare</w:t>
       </w:r>
     </w:p>
-    <w:p>
-      <w:pPr>
-        <w:rPr>
-          <w:rFonts w:ascii="Courier New" w:hAnsi="Courier New" w:cs="Courier New"/>
-        </w:rPr>
-      </w:pPr>
-    </w:p>
-    <w:p/>
-    <w:p/>
     <w:sectPr>
       <w:pgSz w:w="12240" w:h="15840"/>
       <w:pgMar w:top="720" w:right="720" w:bottom="720" w:left="720" w:header="720" w:footer="720" w:gutter="0"/>

--- a/The_A_Shorts/2. Vyuthi/Vyuthi - Scares List.docx
+++ b/The_A_Shorts/2. Vyuthi/Vyuthi - Scares List.docx
@@ -1,6 +1,6 @@
 
 <file path=word/document.xml><?xml version="1.0" encoding="utf-8"?>
-<w:document xmlns:wpc="http://schemas.microsoft.com/office/word/2010/wordprocessingCanvas" xmlns:cx="http://schemas.microsoft.com/office/drawing/2014/chartex" xmlns:cx1="http://schemas.microsoft.com/office/drawing/2015/9/8/chartex" xmlns:cx2="http://schemas.microsoft.com/office/drawing/2015/10/21/chartex" xmlns:cx3="http://schemas.microsoft.com/office/drawing/2016/5/9/chartex" xmlns:cx4="http://schemas.microsoft.com/office/drawing/2016/5/10/chartex" xmlns:cx5="http://schemas.microsoft.com/office/drawing/2016/5/11/chartex" xmlns:cx6="http://schemas.microsoft.com/office/drawing/2016/5/12/chartex" xmlns:cx7="http://schemas.microsoft.com/office/drawing/2016/5/13/chartex" xmlns:cx8="http://schemas.microsoft.com/office/drawing/2016/5/14/chartex" xmlns:mc="http://schemas.openxmlformats.org/markup-compatibility/2006" xmlns:aink="http://schemas.microsoft.com/office/drawing/2016/ink" xmlns:am3d="http://schemas.microsoft.com/office/drawing/2017/model3d" xmlns:o="urn:schemas-microsoft-com:office:office" xmlns:oel="http://schemas.microsoft.com/office/2019/extlst" xmlns:r="http://schemas.openxmlformats.org/officeDocument/2006/relationships" xmlns:m="http://schemas.openxmlformats.org/officeDocument/2006/math" xmlns:v="urn:schemas-microsoft-com:vml" xmlns:wp14="http://schemas.microsoft.com/office/word/2010/wordprocessingDrawing" xmlns:wp="http://schemas.openxmlformats.org/drawingml/2006/wordprocessingDrawing" xmlns:w10="urn:schemas-microsoft-com:office:word" xmlns:w="http://schemas.openxmlformats.org/wordprocessingml/2006/main" xmlns:w14="http://schemas.microsoft.com/office/word/2010/wordml" xmlns:w15="http://schemas.microsoft.com/office/word/2012/wordml" xmlns:w16cex="http://schemas.microsoft.com/office/word/2018/wordml/cex" xmlns:w16cid="http://schemas.microsoft.com/office/word/2016/wordml/cid" xmlns:w16="http://schemas.microsoft.com/office/word/2018/wordml" xmlns:w16du="http://schemas.microsoft.com/office/word/2023/wordml/word16du" xmlns:w16sdtdh="http://schemas.microsoft.com/office/word/2020/wordml/sdtdatahash" xmlns:w16sdtfl="http://schemas.microsoft.com/office/word/2024/wordml/sdtformatlock" xmlns:w16se="http://schemas.microsoft.com/office/word/2015/wordml/symex" xmlns:wpg="http://schemas.microsoft.com/office/word/2010/wordprocessingGroup" xmlns:wpi="http://schemas.microsoft.com/office/word/2010/wordprocessingInk" xmlns:wne="http://schemas.microsoft.com/office/word/2006/wordml" xmlns:wps="http://schemas.microsoft.com/office/word/2010/wordprocessingShape" mc:Ignorable="w14 w15 w16se w16cid w16 w16cex w16sdtdh w16sdtfl w16du wp14">
+<w:document xmlns:wpc="http://schemas.microsoft.com/office/word/2010/wordprocessingCanvas" xmlns:cx="http://schemas.microsoft.com/office/drawing/2014/chartex" xmlns:cx1="http://schemas.microsoft.com/office/drawing/2015/9/8/chartex" xmlns:cx2="http://schemas.microsoft.com/office/drawing/2015/10/21/chartex" xmlns:cx3="http://schemas.microsoft.com/office/drawing/2016/5/9/chartex" xmlns:cx4="http://schemas.microsoft.com/office/drawing/2016/5/10/chartex" xmlns:cx5="http://schemas.microsoft.com/office/drawing/2016/5/11/chartex" xmlns:cx6="http://schemas.microsoft.com/office/drawing/2016/5/12/chartex" xmlns:cx7="http://schemas.microsoft.com/office/drawing/2016/5/13/chartex" xmlns:cx8="http://schemas.microsoft.com/office/drawing/2016/5/14/chartex" xmlns:mc="http://schemas.openxmlformats.org/markup-compatibility/2006" xmlns:aink="http://schemas.microsoft.com/office/drawing/2016/ink" xmlns:am3d="http://schemas.microsoft.com/office/drawing/2017/model3d" xmlns:o="urn:schemas-microsoft-com:office:office" xmlns:oel="http://schemas.microsoft.com/office/2019/extlst" xmlns:r="http://schemas.openxmlformats.org/officeDocument/2006/relationships" xmlns:m="http://schemas.openxmlformats.org/officeDocument/2006/math" xmlns:v="urn:schemas-microsoft-com:vml" xmlns:wp14="http://schemas.microsoft.com/office/word/2010/wordprocessingDrawing" xmlns:wp="http://schemas.openxmlformats.org/drawingml/2006/wordprocessingDrawing" xmlns:w10="urn:schemas-microsoft-com:office:word" xmlns:w="http://schemas.openxmlformats.org/wordprocessingml/2006/main" xmlns:w14="http://schemas.microsoft.com/office/word/2010/wordml" xmlns:w15="http://schemas.microsoft.com/office/word/2012/wordml" xmlns:w16cei="http://schemas.microsoft.com/office/word/2026/wordml/cei" xmlns:w16cex="http://schemas.microsoft.com/office/word/2018/wordml/cex" xmlns:w16cid="http://schemas.microsoft.com/office/word/2016/wordml/cid" xmlns:w16="http://schemas.microsoft.com/office/word/2018/wordml" xmlns:w16du="http://schemas.microsoft.com/office/word/2023/wordml/word16du" xmlns:w16sdtdh="http://schemas.microsoft.com/office/word/2020/wordml/sdtdatahash" xmlns:w16sdtfl="http://schemas.microsoft.com/office/word/2024/wordml/sdtformatlock" xmlns:w16se="http://schemas.microsoft.com/office/word/2015/wordml/symex" xmlns:wpg="http://schemas.microsoft.com/office/word/2010/wordprocessingGroup" xmlns:wpi="http://schemas.microsoft.com/office/word/2010/wordprocessingInk" xmlns:wne="http://schemas.microsoft.com/office/word/2006/wordml" xmlns:wps="http://schemas.microsoft.com/office/word/2010/wordprocessingShape" mc:Ignorable="w14 w15 w16se w16cid w16 w16cex w16sdtdh w16sdtfl w16du wp14">
   <w:body>
     <w:p>
       <w:pPr>
@@ -611,6 +611,8 @@
       <w:pPr>
         <w:rPr>
           <w:rFonts w:ascii="Courier New" w:hAnsi="Courier New" w:cs="Courier New"/>
+          <w:b/>
+          <w:bCs/>
         </w:rPr>
       </w:pPr>
       <w:r>
@@ -626,52 +628,198 @@
       <w:pPr>
         <w:rPr>
           <w:rFonts w:ascii="Courier New" w:hAnsi="Courier New" w:cs="Courier New"/>
-        </w:rPr>
-      </w:pPr>
-      <w:r>
-        <w:rPr>
-          <w:rFonts w:ascii="Courier New" w:hAnsi="Courier New" w:cs="Courier New"/>
-        </w:rPr>
-        <w:t>SCENE 25 – Hands of Pitrus</w:t>
-      </w:r>
-    </w:p>
-    <w:p>
-      <w:pPr>
-        <w:rPr>
-          <w:rFonts w:ascii="Courier New" w:hAnsi="Courier New" w:cs="Courier New"/>
-        </w:rPr>
-      </w:pPr>
-      <w:r>
-        <w:rPr>
-          <w:rFonts w:ascii="Courier New" w:hAnsi="Courier New" w:cs="Courier New"/>
-        </w:rPr>
-        <w:t>SCENE 25 – The three Pitrus</w:t>
-      </w:r>
-    </w:p>
-    <w:p>
-      <w:pPr>
-        <w:rPr>
-          <w:rFonts w:ascii="Courier New" w:hAnsi="Courier New" w:cs="Courier New"/>
-        </w:rPr>
-      </w:pPr>
-      <w:r>
-        <w:rPr>
-          <w:rFonts w:ascii="Courier New" w:hAnsi="Courier New" w:cs="Courier New"/>
-        </w:rPr>
-        <w:t>SCENE 26 – Mirror explosion</w:t>
-      </w:r>
-    </w:p>
-    <w:p>
-      <w:pPr>
-        <w:rPr>
-          <w:rFonts w:ascii="Courier New" w:hAnsi="Courier New" w:cs="Courier New"/>
-        </w:rPr>
-      </w:pPr>
-      <w:r>
-        <w:rPr>
-          <w:rFonts w:ascii="Courier New" w:hAnsi="Courier New" w:cs="Courier New"/>
-        </w:rPr>
-        <w:t>SCENE 28 – Yamadhootha’s scare</w:t>
+          <w:b/>
+          <w:bCs/>
+        </w:rPr>
+      </w:pPr>
+      <w:r>
+        <w:rPr>
+          <w:rFonts w:ascii="Courier New" w:hAnsi="Courier New" w:cs="Courier New"/>
+          <w:b/>
+          <w:bCs/>
+        </w:rPr>
+        <w:t xml:space="preserve">SCENE 27 – </w:t>
+      </w:r>
+      <w:r>
+        <w:rPr>
+          <w:rFonts w:ascii="Courier New" w:hAnsi="Courier New" w:cs="Courier New"/>
+          <w:b/>
+          <w:bCs/>
+        </w:rPr>
+        <w:t>The Priests of Yama</w:t>
+      </w:r>
+    </w:p>
+    <w:p>
+      <w:pPr>
+        <w:rPr>
+          <w:rFonts w:ascii="Courier New" w:hAnsi="Courier New" w:cs="Courier New"/>
+          <w:b/>
+          <w:bCs/>
+        </w:rPr>
+      </w:pPr>
+      <w:r>
+        <w:rPr>
+          <w:rFonts w:ascii="Courier New" w:hAnsi="Courier New" w:cs="Courier New"/>
+          <w:b/>
+          <w:bCs/>
+        </w:rPr>
+        <w:t>SCENE 2</w:t>
+      </w:r>
+      <w:r>
+        <w:rPr>
+          <w:rFonts w:ascii="Courier New" w:hAnsi="Courier New" w:cs="Courier New"/>
+          <w:b/>
+          <w:bCs/>
+        </w:rPr>
+        <w:t>8</w:t>
+      </w:r>
+      <w:r>
+        <w:rPr>
+          <w:rFonts w:ascii="Courier New" w:hAnsi="Courier New" w:cs="Courier New"/>
+          <w:b/>
+          <w:bCs/>
+        </w:rPr>
+        <w:t xml:space="preserve"> – </w:t>
+      </w:r>
+      <w:r>
+        <w:rPr>
+          <w:rFonts w:ascii="Courier New" w:hAnsi="Courier New" w:cs="Courier New"/>
+          <w:b/>
+          <w:bCs/>
+        </w:rPr>
+        <w:t>The Ghost Hands</w:t>
+      </w:r>
+    </w:p>
+    <w:p>
+      <w:pPr>
+        <w:rPr>
+          <w:rFonts w:ascii="Courier New" w:hAnsi="Courier New" w:cs="Courier New"/>
+          <w:b/>
+          <w:bCs/>
+        </w:rPr>
+      </w:pPr>
+      <w:r>
+        <w:rPr>
+          <w:rFonts w:ascii="Courier New" w:hAnsi="Courier New" w:cs="Courier New"/>
+          <w:b/>
+          <w:bCs/>
+        </w:rPr>
+        <w:t>SCENE 2</w:t>
+      </w:r>
+      <w:r>
+        <w:rPr>
+          <w:rFonts w:ascii="Courier New" w:hAnsi="Courier New" w:cs="Courier New"/>
+          <w:b/>
+          <w:bCs/>
+        </w:rPr>
+        <w:t>8</w:t>
+      </w:r>
+      <w:r>
+        <w:rPr>
+          <w:rFonts w:ascii="Courier New" w:hAnsi="Courier New" w:cs="Courier New"/>
+          <w:b/>
+          <w:bCs/>
+        </w:rPr>
+        <w:t xml:space="preserve"> – The </w:t>
+      </w:r>
+      <w:r>
+        <w:rPr>
+          <w:rFonts w:ascii="Courier New" w:hAnsi="Courier New" w:cs="Courier New"/>
+          <w:b/>
+          <w:bCs/>
+        </w:rPr>
+        <w:t>T</w:t>
+      </w:r>
+      <w:r>
+        <w:rPr>
+          <w:rFonts w:ascii="Courier New" w:hAnsi="Courier New" w:cs="Courier New"/>
+          <w:b/>
+          <w:bCs/>
+        </w:rPr>
+        <w:t>hree Pitrus</w:t>
+      </w:r>
+    </w:p>
+    <w:p>
+      <w:pPr>
+        <w:rPr>
+          <w:rFonts w:ascii="Courier New" w:hAnsi="Courier New" w:cs="Courier New"/>
+          <w:b/>
+          <w:bCs/>
+        </w:rPr>
+      </w:pPr>
+      <w:r>
+        <w:rPr>
+          <w:rFonts w:ascii="Courier New" w:hAnsi="Courier New" w:cs="Courier New"/>
+          <w:b/>
+          <w:bCs/>
+        </w:rPr>
+        <w:t>SCENE 28 – The father’s portal</w:t>
+      </w:r>
+    </w:p>
+    <w:p>
+      <w:pPr>
+        <w:rPr>
+          <w:rFonts w:ascii="Courier New" w:hAnsi="Courier New" w:cs="Courier New"/>
+          <w:b/>
+          <w:bCs/>
+        </w:rPr>
+      </w:pPr>
+      <w:r>
+        <w:rPr>
+          <w:rFonts w:ascii="Courier New" w:hAnsi="Courier New" w:cs="Courier New"/>
+          <w:b/>
+          <w:bCs/>
+        </w:rPr>
+        <w:t>SCENE 2</w:t>
+      </w:r>
+      <w:r>
+        <w:rPr>
+          <w:rFonts w:ascii="Courier New" w:hAnsi="Courier New" w:cs="Courier New"/>
+          <w:b/>
+          <w:bCs/>
+        </w:rPr>
+        <w:t>9</w:t>
+      </w:r>
+      <w:r>
+        <w:rPr>
+          <w:rFonts w:ascii="Courier New" w:hAnsi="Courier New" w:cs="Courier New"/>
+          <w:b/>
+          <w:bCs/>
+        </w:rPr>
+        <w:t xml:space="preserve"> – Mirror explosion</w:t>
+      </w:r>
+    </w:p>
+    <w:p>
+      <w:pPr>
+        <w:rPr>
+          <w:rFonts w:ascii="Courier New" w:hAnsi="Courier New" w:cs="Courier New"/>
+          <w:b/>
+          <w:bCs/>
+        </w:rPr>
+      </w:pPr>
+      <w:r>
+        <w:rPr>
+          <w:rFonts w:ascii="Courier New" w:hAnsi="Courier New" w:cs="Courier New"/>
+          <w:b/>
+          <w:bCs/>
+        </w:rPr>
+        <w:t xml:space="preserve">SCENE </w:t>
+      </w:r>
+      <w:r>
+        <w:rPr>
+          <w:rFonts w:ascii="Courier New" w:hAnsi="Courier New" w:cs="Courier New"/>
+          <w:b/>
+          <w:bCs/>
+        </w:rPr>
+        <w:t>30</w:t>
+      </w:r>
+      <w:r>
+        <w:rPr>
+          <w:rFonts w:ascii="Courier New" w:hAnsi="Courier New" w:cs="Courier New"/>
+          <w:b/>
+          <w:bCs/>
+        </w:rPr>
+        <w:t xml:space="preserve"> – Yamadhootha’s scare</w:t>
       </w:r>
     </w:p>
     <w:sectPr>
@@ -685,7 +833,7 @@
 </file>
 
 <file path=word/endnotes.xml><?xml version="1.0" encoding="utf-8"?>
-<w:endnotes xmlns:wpc="http://schemas.microsoft.com/office/word/2010/wordprocessingCanvas" xmlns:cx="http://schemas.microsoft.com/office/drawing/2014/chartex" xmlns:cx1="http://schemas.microsoft.com/office/drawing/2015/9/8/chartex" xmlns:cx2="http://schemas.microsoft.com/office/drawing/2015/10/21/chartex" xmlns:cx3="http://schemas.microsoft.com/office/drawing/2016/5/9/chartex" xmlns:cx4="http://schemas.microsoft.com/office/drawing/2016/5/10/chartex" xmlns:cx5="http://schemas.microsoft.com/office/drawing/2016/5/11/chartex" xmlns:cx6="http://schemas.microsoft.com/office/drawing/2016/5/12/chartex" xmlns:cx7="http://schemas.microsoft.com/office/drawing/2016/5/13/chartex" xmlns:cx8="http://schemas.microsoft.com/office/drawing/2016/5/14/chartex" xmlns:mc="http://schemas.openxmlformats.org/markup-compatibility/2006" xmlns:aink="http://schemas.microsoft.com/office/drawing/2016/ink" xmlns:am3d="http://schemas.microsoft.com/office/drawing/2017/model3d" xmlns:o="urn:schemas-microsoft-com:office:office" xmlns:oel="http://schemas.microsoft.com/office/2019/extlst" xmlns:r="http://schemas.openxmlformats.org/officeDocument/2006/relationships" xmlns:m="http://schemas.openxmlformats.org/officeDocument/2006/math" xmlns:v="urn:schemas-microsoft-com:vml" xmlns:wp14="http://schemas.microsoft.com/office/word/2010/wordprocessingDrawing" xmlns:wp="http://schemas.openxmlformats.org/drawingml/2006/wordprocessingDrawing" xmlns:w10="urn:schemas-microsoft-com:office:word" xmlns:w="http://schemas.openxmlformats.org/wordprocessingml/2006/main" xmlns:w14="http://schemas.microsoft.com/office/word/2010/wordml" xmlns:w15="http://schemas.microsoft.com/office/word/2012/wordml" xmlns:w16cex="http://schemas.microsoft.com/office/word/2018/wordml/cex" xmlns:w16cid="http://schemas.microsoft.com/office/word/2016/wordml/cid" xmlns:w16="http://schemas.microsoft.com/office/word/2018/wordml" xmlns:w16du="http://schemas.microsoft.com/office/word/2023/wordml/word16du" xmlns:w16sdtdh="http://schemas.microsoft.com/office/word/2020/wordml/sdtdatahash" xmlns:w16sdtfl="http://schemas.microsoft.com/office/word/2024/wordml/sdtformatlock" xmlns:w16se="http://schemas.microsoft.com/office/word/2015/wordml/symex" xmlns:wpg="http://schemas.microsoft.com/office/word/2010/wordprocessingGroup" xmlns:wpi="http://schemas.microsoft.com/office/word/2010/wordprocessingInk" xmlns:wne="http://schemas.microsoft.com/office/word/2006/wordml" xmlns:wps="http://schemas.microsoft.com/office/word/2010/wordprocessingShape" mc:Ignorable="w14 w15 w16se w16cid w16 w16cex w16sdtdh w16sdtfl w16du wp14">
+<w:endnotes xmlns:wpc="http://schemas.microsoft.com/office/word/2010/wordprocessingCanvas" xmlns:cx="http://schemas.microsoft.com/office/drawing/2014/chartex" xmlns:cx1="http://schemas.microsoft.com/office/drawing/2015/9/8/chartex" xmlns:cx2="http://schemas.microsoft.com/office/drawing/2015/10/21/chartex" xmlns:cx3="http://schemas.microsoft.com/office/drawing/2016/5/9/chartex" xmlns:cx4="http://schemas.microsoft.com/office/drawing/2016/5/10/chartex" xmlns:cx5="http://schemas.microsoft.com/office/drawing/2016/5/11/chartex" xmlns:cx6="http://schemas.microsoft.com/office/drawing/2016/5/12/chartex" xmlns:cx7="http://schemas.microsoft.com/office/drawing/2016/5/13/chartex" xmlns:cx8="http://schemas.microsoft.com/office/drawing/2016/5/14/chartex" xmlns:mc="http://schemas.openxmlformats.org/markup-compatibility/2006" xmlns:aink="http://schemas.microsoft.com/office/drawing/2016/ink" xmlns:am3d="http://schemas.microsoft.com/office/drawing/2017/model3d" xmlns:o="urn:schemas-microsoft-com:office:office" xmlns:oel="http://schemas.microsoft.com/office/2019/extlst" xmlns:r="http://schemas.openxmlformats.org/officeDocument/2006/relationships" xmlns:m="http://schemas.openxmlformats.org/officeDocument/2006/math" xmlns:v="urn:schemas-microsoft-com:vml" xmlns:wp14="http://schemas.microsoft.com/office/word/2010/wordprocessingDrawing" xmlns:wp="http://schemas.openxmlformats.org/drawingml/2006/wordprocessingDrawing" xmlns:w10="urn:schemas-microsoft-com:office:word" xmlns:w="http://schemas.openxmlformats.org/wordprocessingml/2006/main" xmlns:w14="http://schemas.microsoft.com/office/word/2010/wordml" xmlns:w15="http://schemas.microsoft.com/office/word/2012/wordml" xmlns:w16cei="http://schemas.microsoft.com/office/word/2026/wordml/cei" xmlns:w16cex="http://schemas.microsoft.com/office/word/2018/wordml/cex" xmlns:w16cid="http://schemas.microsoft.com/office/word/2016/wordml/cid" xmlns:w16="http://schemas.microsoft.com/office/word/2018/wordml" xmlns:w16du="http://schemas.microsoft.com/office/word/2023/wordml/word16du" xmlns:w16sdtdh="http://schemas.microsoft.com/office/word/2020/wordml/sdtdatahash" xmlns:w16sdtfl="http://schemas.microsoft.com/office/word/2024/wordml/sdtformatlock" xmlns:w16se="http://schemas.microsoft.com/office/word/2015/wordml/symex" xmlns:wpg="http://schemas.microsoft.com/office/word/2010/wordprocessingGroup" xmlns:wpi="http://schemas.microsoft.com/office/word/2010/wordprocessingInk" xmlns:wne="http://schemas.microsoft.com/office/word/2006/wordml" xmlns:wps="http://schemas.microsoft.com/office/word/2010/wordprocessingShape" mc:Ignorable="w14 w15 w16se w16cid w16 w16cex w16sdtdh w16sdtfl w16du wp14">
   <w:endnote w:type="separator" w:id="-1">
     <w:p>
       <w:pPr>
@@ -710,7 +858,7 @@
 </file>
 
 <file path=word/footnotes.xml><?xml version="1.0" encoding="utf-8"?>
-<w:footnotes xmlns:wpc="http://schemas.microsoft.com/office/word/2010/wordprocessingCanvas" xmlns:cx="http://schemas.microsoft.com/office/drawing/2014/chartex" xmlns:cx1="http://schemas.microsoft.com/office/drawing/2015/9/8/chartex" xmlns:cx2="http://schemas.microsoft.com/office/drawing/2015/10/21/chartex" xmlns:cx3="http://schemas.microsoft.com/office/drawing/2016/5/9/chartex" xmlns:cx4="http://schemas.microsoft.com/office/drawing/2016/5/10/chartex" xmlns:cx5="http://schemas.microsoft.com/office/drawing/2016/5/11/chartex" xmlns:cx6="http://schemas.microsoft.com/office/drawing/2016/5/12/chartex" xmlns:cx7="http://schemas.microsoft.com/office/drawing/2016/5/13/chartex" xmlns:cx8="http://schemas.microsoft.com/office/drawing/2016/5/14/chartex" xmlns:mc="http://schemas.openxmlformats.org/markup-compatibility/2006" xmlns:aink="http://schemas.microsoft.com/office/drawing/2016/ink" xmlns:am3d="http://schemas.microsoft.com/office/drawing/2017/model3d" xmlns:o="urn:schemas-microsoft-com:office:office" xmlns:oel="http://schemas.microsoft.com/office/2019/extlst" xmlns:r="http://schemas.openxmlformats.org/officeDocument/2006/relationships" xmlns:m="http://schemas.openxmlformats.org/officeDocument/2006/math" xmlns:v="urn:schemas-microsoft-com:vml" xmlns:wp14="http://schemas.microsoft.com/office/word/2010/wordprocessingDrawing" xmlns:wp="http://schemas.openxmlformats.org/drawingml/2006/wordprocessingDrawing" xmlns:w10="urn:schemas-microsoft-com:office:word" xmlns:w="http://schemas.openxmlformats.org/wordprocessingml/2006/main" xmlns:w14="http://schemas.microsoft.com/office/word/2010/wordml" xmlns:w15="http://schemas.microsoft.com/office/word/2012/wordml" xmlns:w16cex="http://schemas.microsoft.com/office/word/2018/wordml/cex" xmlns:w16cid="http://schemas.microsoft.com/office/word/2016/wordml/cid" xmlns:w16="http://schemas.microsoft.com/office/word/2018/wordml" xmlns:w16du="http://schemas.microsoft.com/office/word/2023/wordml/word16du" xmlns:w16sdtdh="http://schemas.microsoft.com/office/word/2020/wordml/sdtdatahash" xmlns:w16sdtfl="http://schemas.microsoft.com/office/word/2024/wordml/sdtformatlock" xmlns:w16se="http://schemas.microsoft.com/office/word/2015/wordml/symex" xmlns:wpg="http://schemas.microsoft.com/office/word/2010/wordprocessingGroup" xmlns:wpi="http://schemas.microsoft.com/office/word/2010/wordprocessingInk" xmlns:wne="http://schemas.microsoft.com/office/word/2006/wordml" xmlns:wps="http://schemas.microsoft.com/office/word/2010/wordprocessingShape" mc:Ignorable="w14 w15 w16se w16cid w16 w16cex w16sdtdh w16sdtfl w16du wp14">
+<w:footnotes xmlns:wpc="http://schemas.microsoft.com/office/word/2010/wordprocessingCanvas" xmlns:cx="http://schemas.microsoft.com/office/drawing/2014/chartex" xmlns:cx1="http://schemas.microsoft.com/office/drawing/2015/9/8/chartex" xmlns:cx2="http://schemas.microsoft.com/office/drawing/2015/10/21/chartex" xmlns:cx3="http://schemas.microsoft.com/office/drawing/2016/5/9/chartex" xmlns:cx4="http://schemas.microsoft.com/office/drawing/2016/5/10/chartex" xmlns:cx5="http://schemas.microsoft.com/office/drawing/2016/5/11/chartex" xmlns:cx6="http://schemas.microsoft.com/office/drawing/2016/5/12/chartex" xmlns:cx7="http://schemas.microsoft.com/office/drawing/2016/5/13/chartex" xmlns:cx8="http://schemas.microsoft.com/office/drawing/2016/5/14/chartex" xmlns:mc="http://schemas.openxmlformats.org/markup-compatibility/2006" xmlns:aink="http://schemas.microsoft.com/office/drawing/2016/ink" xmlns:am3d="http://schemas.microsoft.com/office/drawing/2017/model3d" xmlns:o="urn:schemas-microsoft-com:office:office" xmlns:oel="http://schemas.microsoft.com/office/2019/extlst" xmlns:r="http://schemas.openxmlformats.org/officeDocument/2006/relationships" xmlns:m="http://schemas.openxmlformats.org/officeDocument/2006/math" xmlns:v="urn:schemas-microsoft-com:vml" xmlns:wp14="http://schemas.microsoft.com/office/word/2010/wordprocessingDrawing" xmlns:wp="http://schemas.openxmlformats.org/drawingml/2006/wordprocessingDrawing" xmlns:w10="urn:schemas-microsoft-com:office:word" xmlns:w="http://schemas.openxmlformats.org/wordprocessingml/2006/main" xmlns:w14="http://schemas.microsoft.com/office/word/2010/wordml" xmlns:w15="http://schemas.microsoft.com/office/word/2012/wordml" xmlns:w16cei="http://schemas.microsoft.com/office/word/2026/wordml/cei" xmlns:w16cex="http://schemas.microsoft.com/office/word/2018/wordml/cex" xmlns:w16cid="http://schemas.microsoft.com/office/word/2016/wordml/cid" xmlns:w16="http://schemas.microsoft.com/office/word/2018/wordml" xmlns:w16du="http://schemas.microsoft.com/office/word/2023/wordml/word16du" xmlns:w16sdtdh="http://schemas.microsoft.com/office/word/2020/wordml/sdtdatahash" xmlns:w16sdtfl="http://schemas.microsoft.com/office/word/2024/wordml/sdtformatlock" xmlns:w16se="http://schemas.microsoft.com/office/word/2015/wordml/symex" xmlns:wpg="http://schemas.microsoft.com/office/word/2010/wordprocessingGroup" xmlns:wpi="http://schemas.microsoft.com/office/word/2010/wordprocessingInk" xmlns:wne="http://schemas.microsoft.com/office/word/2006/wordml" xmlns:wps="http://schemas.microsoft.com/office/word/2010/wordprocessingShape" mc:Ignorable="w14 w15 w16se w16cid w16 w16cex w16sdtdh w16sdtfl w16du wp14">
   <w:footnote w:type="separator" w:id="-1">
     <w:p>
       <w:pPr>
